--- a/output/resumes/Resume_Capital_One_Senior_AI_Engineer.docx
+++ b/output/resumes/Resume_Capital_One_Senior_AI_Engineer.docx
@@ -56,7 +56,7 @@
           <w:color w:val="000000"/>
           <w:sz w:val="21"/>
         </w:rPr>
-        <w:t>AI Engineer with 4+ years delivering production ML systems, including RAG pipelines and real-time computer-vision applications. Experienced in building responsible, reliable AI in Python, LangChain, PyTorch, and cloud-native infrastructure (AWS, Docker, Kubernetes). Published first-author researcher at ACM SIGACCESS ASSETS 2025, with a track record of reducing latency, improving accuracy, and shipping AI features at scale.</w:t>
+        <w:t>AI Engineer with 4+ years delivering production ML systems, including RAG pipelines, agentic workflows, and computer-vision applications in cloud-first environments. Designed and benchmarked retrieval-augmented generation pipelines that reduced latency by ~30% and authored a peer-reviewed paper on multi-modal AI at ACM SIGACCESS ASSETS 2025. Proficient in Python, LangChain, LangGraph, PyTorch, and AWS, with hands-on experience building responsible, reliable AI systems at scale.</w:t>
       </w:r>
     </w:p>
     <w:p>
@@ -83,7 +83,7 @@
           <w:color w:val="000000"/>
           <w:sz w:val="21"/>
         </w:rPr>
-        <w:t>Python, PyTorch, TensorFlow, scikit-learn, XGBoost, LangChain, LangGraph, LlamaIndex, Hugging Face, RAG, Agentic Workflows, Prompt Engineering, RAGAS, DeepEval, OpenCV, NLP, Computer Vision, Multi-Modal AI (VLMs, OCR), AWS, Docker, Kubernetes, FastAPI, CI/CD, SQL, MongoDB, API Integration</w:t>
+        <w:t>Python, LangChain, LangGraph, LlamaIndex, RAG, Agentic Workflows, Prompt Engineering, RAGAS, DeepEval, Hugging Face, PyTorch, TensorFlow, scikit-learn, XGBoost, NLP, Computer Vision, Multi-Modal AI (VLMs, OCR), AWS, Docker, Kubernetes, FastAPI, CI/CD, SQL, MongoDB, OpenCV</w:t>
       </w:r>
     </w:p>
     <w:p>
@@ -137,7 +137,7 @@
           <w:color w:val="000000"/>
           <w:sz w:val="21"/>
         </w:rPr>
-        <w:t>Benchmarked 3+ RAG chunking strategies (fixed-size, semantic, recursive) using LangChain and Hugging Face, evaluating precision, recall, and MRR, achieving ~30% retrieval latency reduction in production.</w:t>
+        <w:t>Benchmarked 3+ RAG chunking strategies (fixed-size, semantic, recursive) using LangChain and Hugging Face, evaluating precision, recall, and MRR — achieving ~30% retrieval latency reduction in production.</w:t>
       </w:r>
     </w:p>
     <w:p>
@@ -152,7 +152,7 @@
           <w:color w:val="000000"/>
           <w:sz w:val="21"/>
         </w:rPr>
-        <w:t>Tuned Pinecone vector-DB configuration and context-window management, achieving ~22% faster average response time across production queries.</w:t>
+        <w:t>Tuned Pinecone vector-DB configuration and context-window management, achieving ~22% faster average response time, directly improving end-user experience in a financial-services context.</w:t>
       </w:r>
     </w:p>
     <w:p>
@@ -167,7 +167,7 @@
           <w:color w:val="000000"/>
           <w:sz w:val="21"/>
         </w:rPr>
-        <w:t>Applied prompt engineering and retrieval evaluation frameworks (RAGAS, DeepEval) to iteratively improve pipeline reliability and output quality.</w:t>
+        <w:t>Applied prompt engineering and RAGAS-based evaluation frameworks to ensure output reliability and measurable quality improvements across iterative pipeline deployments.</w:t>
       </w:r>
     </w:p>
     <w:p>
@@ -206,7 +206,7 @@
           <w:color w:val="000000"/>
           <w:sz w:val="21"/>
         </w:rPr>
-        <w:t>Built a real-time computer-vision Android application using Kotlin, OpenCV 4.9, and Camera2 API, applying edge detection, contour analysis, and perspective warp for on-device form-field detection.</w:t>
+        <w:t>Engineered an IoU-based spatial accuracy algorithm evaluated across 25 participants, conducting Likert-scale usability analysis in R and achieving a 68% efficiency gain — demonstrating rigorous, responsible AI evaluation methodology.</w:t>
       </w:r>
     </w:p>
     <w:p>
@@ -221,7 +221,7 @@
           <w:color w:val="000000"/>
           <w:sz w:val="21"/>
         </w:rPr>
-        <w:t>Engineered an IoU-based spatial accuracy algorithm evaluated across 25 participants, conducting statistical usability analysis in R and achieving a 68% efficiency gain.</w:t>
+        <w:t>Built a real-time computer-vision Android app using Kotlin, OpenCV 4.9, and Camera2 API for Vuzix M400 smart glasses, performing form-field detection via Canny edge detection, contour analysis, and perspective warp.</w:t>
       </w:r>
     </w:p>
     <w:p>
@@ -236,7 +236,7 @@
           <w:color w:val="000000"/>
           <w:sz w:val="21"/>
         </w:rPr>
-        <w:t>Authored and published a first-author peer-reviewed paper on multi-modal AI for assistive technology at ACM SIGACCESS ASSETS 2025.</w:t>
+        <w:t>Authored and published a first-author peer-reviewed paper on multi-modal AI for assistive technology at ACM SIGACCESS ASSETS 2025, contributing original research on responsible AI deployment for underserved populations.</w:t>
       </w:r>
     </w:p>
     <w:p>
@@ -305,7 +305,7 @@
           <w:color w:val="000000"/>
           <w:sz w:val="21"/>
         </w:rPr>
-        <w:t>Delivered an NLP-based preference chatbot and matching features end-to-end within 3 months, demonstrating rapid, responsible AI feature deployment in a production environment.</w:t>
+        <w:t>Delivered a preference-based NLP chatbot and recommendation features end-to-end within 3 months, demonstrating ability to ship reliable AI-powered products on tight timelines.</w:t>
       </w:r>
     </w:p>
     <w:p>
